--- a/docs/audit/codeindex-indexing-2026-practices.md.docx
+++ b/docs/audit/codeindex-indexing-2026-practices.md.docx
@@ -7,7 +7,7 @@
         <w:pStyle w:val="Heading1"/>
         <w:rPr/>
       </w:pPr>
-      <w:bookmarkStart w:colFirst="0" w:colLast="0" w:name="_ng6gezhpqjjy" w:id="0"/>
+      <w:bookmarkStart w:colFirst="0" w:colLast="0" w:name="_1up9l12iykrh" w:id="0"/>
       <w:bookmarkEnd w:id="0"/>
       <w:r>
         <w:rPr>
@@ -237,7 +237,7 @@
         <w:pStyle w:val="Heading2"/>
         <w:rPr/>
       </w:pPr>
-      <w:bookmarkStart w:colFirst="0" w:colLast="0" w:name="_rpe2ntvhwtta" w:id="1"/>
+      <w:bookmarkStart w:colFirst="0" w:colLast="0" w:name="_vl8n9ycsgab8" w:id="1"/>
       <w:bookmarkEnd w:id="1"/>
       <w:r>
         <w:rPr>
@@ -1753,7 +1753,7 @@
         <w:pStyle w:val="Heading2"/>
         <w:rPr/>
       </w:pPr>
-      <w:bookmarkStart w:colFirst="0" w:colLast="0" w:name="_5u7r3gdamt07" w:id="2"/>
+      <w:bookmarkStart w:colFirst="0" w:colLast="0" w:name="_9lytbotfe0wb" w:id="2"/>
       <w:bookmarkEnd w:id="2"/>
       <w:r>
         <w:rPr>
@@ -1812,6 +1812,7 @@
           <w:numId w:val="5"/>
         </w:numPr>
         <w:ind w:left="720" w:hanging="360"/>
+        <w:rPr/>
       </w:pPr>
       <w:hyperlink r:id="rId8">
         <w:r>
@@ -1852,6 +1853,7 @@
           <w:numId w:val="5"/>
         </w:numPr>
         <w:ind w:left="720" w:hanging="360"/>
+        <w:rPr/>
       </w:pPr>
       <w:hyperlink r:id="rId10">
         <w:r>
@@ -1876,6 +1878,7 @@
           <w:numId w:val="5"/>
         </w:numPr>
         <w:ind w:left="720" w:hanging="360"/>
+        <w:rPr/>
       </w:pPr>
       <w:r>
         <w:rPr>
@@ -1921,6 +1924,7 @@
           <w:numId w:val="5"/>
         </w:numPr>
         <w:ind w:left="720" w:hanging="360"/>
+        <w:rPr/>
       </w:pPr>
       <w:r>
         <w:rPr>
@@ -2020,6 +2024,7 @@
           <w:numId w:val="5"/>
         </w:numPr>
         <w:ind w:left="720" w:hanging="360"/>
+        <w:rPr/>
       </w:pPr>
       <w:r>
         <w:rPr>
@@ -2117,6 +2122,7 @@
           <w:numId w:val="5"/>
         </w:numPr>
         <w:ind w:left="720" w:hanging="360"/>
+        <w:rPr/>
       </w:pPr>
       <w:r>
         <w:rPr>
@@ -2182,6 +2188,7 @@
           <w:numId w:val="5"/>
         </w:numPr>
         <w:ind w:left="720" w:hanging="360"/>
+        <w:rPr/>
       </w:pPr>
       <w:r>
         <w:rPr>
@@ -2197,6 +2204,7 @@
           <w:numId w:val="5"/>
         </w:numPr>
         <w:ind w:left="720" w:hanging="360"/>
+        <w:rPr/>
       </w:pPr>
       <w:r>
         <w:rPr>
@@ -2308,6 +2316,7 @@
           <w:numId w:val="5"/>
         </w:numPr>
         <w:ind w:left="720" w:hanging="360"/>
+        <w:rPr/>
       </w:pPr>
       <w:r>
         <w:rPr>
@@ -2359,6 +2368,7 @@
           <w:numId w:val="5"/>
         </w:numPr>
         <w:ind w:left="720" w:hanging="360"/>
+        <w:rPr/>
       </w:pPr>
       <w:r>
         <w:rPr>
@@ -2410,6 +2420,7 @@
           <w:numId w:val="5"/>
         </w:numPr>
         <w:ind w:left="720" w:hanging="360"/>
+        <w:rPr/>
       </w:pPr>
       <w:r>
         <w:rPr>
@@ -2477,7 +2488,7 @@
         <w:pStyle w:val="Heading2"/>
         <w:rPr/>
       </w:pPr>
-      <w:bookmarkStart w:colFirst="0" w:colLast="0" w:name="_9t4s1vs1roh4" w:id="3"/>
+      <w:bookmarkStart w:colFirst="0" w:colLast="0" w:name="_3h8ayhuyggkg" w:id="3"/>
       <w:bookmarkEnd w:id="3"/>
       <w:r>
         <w:rPr>
@@ -2536,6 +2547,7 @@
           <w:numId w:val="5"/>
         </w:numPr>
         <w:ind w:left="720" w:hanging="360"/>
+        <w:rPr/>
       </w:pPr>
       <w:r>
         <w:rPr>
@@ -2566,6 +2578,7 @@
           <w:numId w:val="5"/>
         </w:numPr>
         <w:ind w:left="720" w:hanging="360"/>
+        <w:rPr/>
       </w:pPr>
       <w:r>
         <w:rPr>
@@ -2595,6 +2608,7 @@
           <w:numId w:val="5"/>
         </w:numPr>
         <w:ind w:left="720" w:hanging="360"/>
+        <w:rPr/>
       </w:pPr>
       <w:r>
         <w:rPr>
@@ -2642,6 +2656,7 @@
           <w:numId w:val="5"/>
         </w:numPr>
         <w:ind w:left="720" w:hanging="360"/>
+        <w:rPr/>
       </w:pPr>
       <w:r>
         <w:rPr>
@@ -2688,6 +2703,7 @@
           <w:numId w:val="5"/>
         </w:numPr>
         <w:ind w:left="720" w:hanging="360"/>
+        <w:rPr/>
       </w:pPr>
       <w:r>
         <w:rPr>
@@ -2719,6 +2735,7 @@
           <w:numId w:val="5"/>
         </w:numPr>
         <w:ind w:left="720" w:hanging="360"/>
+        <w:rPr/>
       </w:pPr>
       <w:r>
         <w:rPr>
@@ -2750,6 +2767,7 @@
           <w:numId w:val="5"/>
         </w:numPr>
         <w:ind w:left="720" w:hanging="360"/>
+        <w:rPr/>
       </w:pPr>
       <w:r>
         <w:rPr>
@@ -2851,6 +2869,7 @@
           <w:numId w:val="5"/>
         </w:numPr>
         <w:ind w:left="720" w:hanging="360"/>
+        <w:rPr/>
       </w:pPr>
       <w:r>
         <w:rPr>
@@ -3072,6 +3091,7 @@
           <w:numId w:val="4"/>
         </w:numPr>
         <w:ind w:left="720" w:hanging="360"/>
+        <w:rPr/>
       </w:pPr>
       <w:r>
         <w:rPr>
@@ -3109,6 +3129,7 @@
           <w:numId w:val="4"/>
         </w:numPr>
         <w:ind w:left="720" w:hanging="360"/>
+        <w:rPr/>
       </w:pPr>
       <w:r>
         <w:rPr>
@@ -3132,6 +3153,7 @@
           <w:numId w:val="4"/>
         </w:numPr>
         <w:ind w:left="720" w:hanging="360"/>
+        <w:rPr/>
       </w:pPr>
       <w:r>
         <w:rPr>
@@ -3155,6 +3177,7 @@
           <w:numId w:val="4"/>
         </w:numPr>
         <w:ind w:left="720" w:hanging="360"/>
+        <w:rPr/>
       </w:pPr>
       <w:r>
         <w:rPr>
@@ -3216,6 +3239,7 @@
           <w:numId w:val="4"/>
         </w:numPr>
         <w:ind w:left="720" w:hanging="360"/>
+        <w:rPr/>
       </w:pPr>
       <w:r>
         <w:rPr>
@@ -3419,7 +3443,7 @@
         <w:pStyle w:val="Heading2"/>
         <w:rPr/>
       </w:pPr>
-      <w:bookmarkStart w:colFirst="0" w:colLast="0" w:name="_o7hste52ai64" w:id="4"/>
+      <w:bookmarkStart w:colFirst="0" w:colLast="0" w:name="_fjrdn5sq1o3q" w:id="4"/>
       <w:bookmarkEnd w:id="4"/>
       <w:r>
         <w:rPr>
@@ -3478,6 +3502,7 @@
           <w:numId w:val="1"/>
         </w:numPr>
         <w:ind w:left="720" w:hanging="360"/>
+        <w:rPr/>
       </w:pPr>
       <w:hyperlink r:id="rId22">
         <w:r>
@@ -3503,6 +3528,7 @@
           <w:numId w:val="1"/>
         </w:numPr>
         <w:ind w:left="720" w:hanging="360"/>
+        <w:rPr/>
       </w:pPr>
       <w:hyperlink r:id="rId23">
         <w:r>
@@ -3542,6 +3568,7 @@
           <w:numId w:val="1"/>
         </w:numPr>
         <w:ind w:left="720" w:hanging="360"/>
+        <w:rPr/>
       </w:pPr>
       <w:r>
         <w:rPr>
@@ -3572,6 +3599,7 @@
           <w:numId w:val="1"/>
         </w:numPr>
         <w:ind w:left="720" w:hanging="360"/>
+        <w:rPr/>
       </w:pPr>
       <w:r>
         <w:rPr>
@@ -4864,7 +4892,7 @@
         <w:pStyle w:val="Heading2"/>
         <w:rPr/>
       </w:pPr>
-      <w:bookmarkStart w:colFirst="0" w:colLast="0" w:name="_pcfdk7xaqbzg" w:id="5"/>
+      <w:bookmarkStart w:colFirst="0" w:colLast="0" w:name="_9y650iftftue" w:id="5"/>
       <w:bookmarkEnd w:id="5"/>
       <w:r>
         <w:rPr>
@@ -5208,7 +5236,7 @@
         <w:pStyle w:val="Heading2"/>
         <w:rPr/>
       </w:pPr>
-      <w:bookmarkStart w:colFirst="0" w:colLast="0" w:name="_l5j6vd7w9fwb" w:id="6"/>
+      <w:bookmarkStart w:colFirst="0" w:colLast="0" w:name="_2r6tv13cymh7" w:id="6"/>
       <w:bookmarkEnd w:id="6"/>
       <w:r>
         <w:rPr>
@@ -5267,6 +5295,7 @@
           <w:numId w:val="1"/>
         </w:numPr>
         <w:ind w:left="720" w:hanging="360"/>
+        <w:rPr/>
       </w:pPr>
       <w:r>
         <w:rPr>
@@ -5298,6 +5327,7 @@
           <w:numId w:val="1"/>
         </w:numPr>
         <w:ind w:left="720" w:hanging="360"/>
+        <w:rPr/>
       </w:pPr>
       <w:r>
         <w:rPr>
@@ -5441,6 +5471,7 @@
           <w:numId w:val="1"/>
         </w:numPr>
         <w:ind w:left="720" w:hanging="360"/>
+        <w:rPr/>
       </w:pPr>
       <w:r>
         <w:rPr>
@@ -5464,6 +5495,7 @@
           <w:numId w:val="1"/>
         </w:numPr>
         <w:ind w:left="720" w:hanging="360"/>
+        <w:rPr/>
       </w:pPr>
       <w:r>
         <w:rPr>
@@ -5543,6 +5575,7 @@
           <w:numId w:val="1"/>
         </w:numPr>
         <w:ind w:left="720" w:hanging="360"/>
+        <w:rPr/>
       </w:pPr>
       <w:r>
         <w:rPr>
@@ -5566,6 +5599,7 @@
           <w:numId w:val="1"/>
         </w:numPr>
         <w:ind w:left="720" w:hanging="360"/>
+        <w:rPr/>
       </w:pPr>
       <w:r>
         <w:rPr>
@@ -5697,7 +5731,7 @@
         <w:pStyle w:val="Heading2"/>
         <w:rPr/>
       </w:pPr>
-      <w:bookmarkStart w:colFirst="0" w:colLast="0" w:name="_rmkt60pj4di9" w:id="7"/>
+      <w:bookmarkStart w:colFirst="0" w:colLast="0" w:name="_c66sp0g4rs7q" w:id="7"/>
       <w:bookmarkEnd w:id="7"/>
       <w:r>
         <w:rPr>
@@ -5756,6 +5790,7 @@
           <w:numId w:val="1"/>
         </w:numPr>
         <w:ind w:left="720" w:hanging="360"/>
+        <w:rPr/>
       </w:pPr>
       <w:r>
         <w:rPr>
@@ -5787,6 +5822,7 @@
           <w:numId w:val="1"/>
         </w:numPr>
         <w:ind w:left="720" w:hanging="360"/>
+        <w:rPr/>
       </w:pPr>
       <w:r>
         <w:rPr>
@@ -5930,6 +5966,7 @@
           <w:numId w:val="1"/>
         </w:numPr>
         <w:ind w:left="720" w:hanging="360"/>
+        <w:rPr/>
       </w:pPr>
       <w:r>
         <w:rPr>
@@ -6073,6 +6110,7 @@
           <w:numId w:val="1"/>
         </w:numPr>
         <w:ind w:left="720" w:hanging="360"/>
+        <w:rPr/>
       </w:pPr>
       <w:r>
         <w:rPr>
@@ -6101,6 +6139,7 @@
           <w:numId w:val="1"/>
         </w:numPr>
         <w:ind w:left="720" w:hanging="360"/>
+        <w:rPr/>
       </w:pPr>
       <w:r>
         <w:rPr>
@@ -6144,6 +6183,7 @@
           <w:numId w:val="1"/>
         </w:numPr>
         <w:ind w:left="720" w:hanging="360"/>
+        <w:rPr/>
       </w:pPr>
       <w:r>
         <w:rPr>
@@ -6243,6 +6283,7 @@
           <w:numId w:val="1"/>
         </w:numPr>
         <w:ind w:left="720" w:hanging="360"/>
+        <w:rPr/>
       </w:pPr>
       <w:r>
         <w:rPr>
@@ -6272,6 +6313,7 @@
           <w:numId w:val="1"/>
         </w:numPr>
         <w:ind w:left="720" w:hanging="360"/>
+        <w:rPr/>
       </w:pPr>
       <w:r>
         <w:rPr>
@@ -6574,7 +6616,7 @@
         <w:pStyle w:val="Heading2"/>
         <w:rPr/>
       </w:pPr>
-      <w:bookmarkStart w:colFirst="0" w:colLast="0" w:name="_b2hm2zezk9w5" w:id="8"/>
+      <w:bookmarkStart w:colFirst="0" w:colLast="0" w:name="_105h10ss7si4" w:id="8"/>
       <w:bookmarkEnd w:id="8"/>
       <w:r>
         <w:rPr>
@@ -6633,6 +6675,7 @@
           <w:numId w:val="1"/>
         </w:numPr>
         <w:ind w:left="720" w:hanging="360"/>
+        <w:rPr/>
       </w:pPr>
       <w:r>
         <w:rPr>
@@ -6663,6 +6706,7 @@
           <w:numId w:val="1"/>
         </w:numPr>
         <w:ind w:left="720" w:hanging="360"/>
+        <w:rPr/>
       </w:pPr>
       <w:r>
         <w:rPr>
@@ -6693,6 +6737,7 @@
           <w:numId w:val="1"/>
         </w:numPr>
         <w:ind w:left="720" w:hanging="360"/>
+        <w:rPr/>
       </w:pPr>
       <w:r>
         <w:rPr>
@@ -6714,6 +6759,11 @@
           <w:rtl w:val="0"/>
         </w:rPr>
         <w:t xml:space="preserve">, hybrid = dense ∪ FTS unless the store is hash-fallback</w:t>
+      </w:r>
+      <w:r>
+        <w:rPr>
+          <w:rtl w:val="0"/>
+        </w:rPr>
       </w:r>
     </w:p>
     <w:p>
@@ -6791,6 +6841,7 @@
           <w:numId w:val="1"/>
         </w:numPr>
         <w:ind w:left="720" w:hanging="360"/>
+        <w:rPr/>
       </w:pPr>
       <w:r>
         <w:rPr>
@@ -6834,6 +6885,7 @@
           <w:numId w:val="1"/>
         </w:numPr>
         <w:ind w:left="720" w:hanging="360"/>
+        <w:rPr/>
       </w:pPr>
       <w:r>
         <w:rPr>
@@ -6849,6 +6901,7 @@
           <w:numId w:val="1"/>
         </w:numPr>
         <w:ind w:left="720" w:hanging="360"/>
+        <w:rPr/>
       </w:pPr>
       <w:r>
         <w:rPr>
@@ -6960,7 +7013,7 @@
         <w:pStyle w:val="Heading2"/>
         <w:rPr/>
       </w:pPr>
-      <w:bookmarkStart w:colFirst="0" w:colLast="0" w:name="_d3mp8ddjjssm" w:id="9"/>
+      <w:bookmarkStart w:colFirst="0" w:colLast="0" w:name="_2lnnz9e1vre5" w:id="9"/>
       <w:bookmarkEnd w:id="9"/>
       <w:r>
         <w:rPr>
@@ -7153,7 +7206,7 @@
         <w:pStyle w:val="Heading2"/>
         <w:rPr/>
       </w:pPr>
-      <w:bookmarkStart w:colFirst="0" w:colLast="0" w:name="_qboqvjcq83m5" w:id="10"/>
+      <w:bookmarkStart w:colFirst="0" w:colLast="0" w:name="_agzcgkgjn04" w:id="10"/>
       <w:bookmarkEnd w:id="10"/>
       <w:r>
         <w:rPr>
@@ -7167,7 +7220,7 @@
         <w:pStyle w:val="Heading3"/>
         <w:rPr/>
       </w:pPr>
-      <w:bookmarkStart w:colFirst="0" w:colLast="0" w:name="_lggz9urb7quv" w:id="11"/>
+      <w:bookmarkStart w:colFirst="0" w:colLast="0" w:name="_jz43tqyzfpay" w:id="11"/>
       <w:bookmarkEnd w:id="11"/>
       <w:r>
         <w:rPr>
@@ -7183,6 +7236,7 @@
           <w:numId w:val="1"/>
         </w:numPr>
         <w:ind w:left="720" w:hanging="360"/>
+        <w:rPr/>
       </w:pPr>
       <w:r>
         <w:rPr>
@@ -7198,6 +7252,7 @@
           <w:numId w:val="1"/>
         </w:numPr>
         <w:ind w:left="720" w:hanging="360"/>
+        <w:rPr/>
       </w:pPr>
       <w:r>
         <w:rPr>
@@ -7241,6 +7296,7 @@
           <w:numId w:val="1"/>
         </w:numPr>
         <w:ind w:left="720" w:hanging="360"/>
+        <w:rPr/>
       </w:pPr>
       <w:r>
         <w:rPr>
@@ -7256,6 +7312,7 @@
           <w:numId w:val="1"/>
         </w:numPr>
         <w:ind w:left="720" w:hanging="360"/>
+        <w:rPr/>
       </w:pPr>
       <w:r>
         <w:rPr>
@@ -7285,6 +7342,7 @@
           <w:numId w:val="1"/>
         </w:numPr>
         <w:ind w:left="720" w:hanging="360"/>
+        <w:rPr/>
       </w:pPr>
       <w:r>
         <w:rPr>
@@ -7292,6 +7350,11 @@
           <w:rtl w:val="0"/>
         </w:rPr>
         <w:t xml:space="preserve">mtime → SHA-256 → chunk-hash reuse</w:t>
+      </w:r>
+      <w:r>
+        <w:rPr>
+          <w:rtl w:val="0"/>
+        </w:rPr>
       </w:r>
     </w:p>
     <w:p>
@@ -7301,6 +7364,7 @@
           <w:numId w:val="1"/>
         </w:numPr>
         <w:ind w:left="720" w:hanging="360"/>
+        <w:rPr/>
       </w:pPr>
       <w:r>
         <w:rPr>
@@ -7316,6 +7380,7 @@
           <w:numId w:val="1"/>
         </w:numPr>
         <w:ind w:left="720" w:hanging="360"/>
+        <w:rPr/>
       </w:pPr>
       <w:r>
         <w:rPr>
@@ -7331,6 +7396,7 @@
           <w:numId w:val="1"/>
         </w:numPr>
         <w:ind w:left="720" w:hanging="360"/>
+        <w:rPr/>
       </w:pPr>
       <w:r>
         <w:rPr>
@@ -7346,6 +7412,7 @@
           <w:numId w:val="1"/>
         </w:numPr>
         <w:ind w:left="720" w:hanging="360"/>
+        <w:rPr/>
       </w:pPr>
       <w:r>
         <w:rPr>
@@ -7373,7 +7440,7 @@
         <w:pStyle w:val="Heading3"/>
         <w:rPr/>
       </w:pPr>
-      <w:bookmarkStart w:colFirst="0" w:colLast="0" w:name="_2yqgaqs1ei2y" w:id="12"/>
+      <w:bookmarkStart w:colFirst="0" w:colLast="0" w:name="_7yu3ed7f150l" w:id="12"/>
       <w:bookmarkEnd w:id="12"/>
       <w:r>
         <w:rPr>
@@ -7389,6 +7456,7 @@
           <w:numId w:val="2"/>
         </w:numPr>
         <w:ind w:left="720" w:hanging="360"/>
+        <w:rPr/>
       </w:pPr>
       <w:r>
         <w:rPr>
@@ -7454,6 +7522,7 @@
           <w:numId w:val="2"/>
         </w:numPr>
         <w:ind w:left="720" w:hanging="360"/>
+        <w:rPr/>
       </w:pPr>
       <w:r>
         <w:rPr>
@@ -7505,6 +7574,7 @@
           <w:numId w:val="2"/>
         </w:numPr>
         <w:ind w:left="720" w:hanging="360"/>
+        <w:rPr/>
       </w:pPr>
       <w:r>
         <w:rPr>
@@ -7528,6 +7598,7 @@
           <w:numId w:val="2"/>
         </w:numPr>
         <w:ind w:left="720" w:hanging="360"/>
+        <w:rPr/>
       </w:pPr>
       <w:r>
         <w:rPr>
@@ -7565,6 +7636,7 @@
           <w:numId w:val="2"/>
         </w:numPr>
         <w:ind w:left="720" w:hanging="360"/>
+        <w:rPr/>
       </w:pPr>
       <w:r>
         <w:rPr>
@@ -7602,6 +7674,7 @@
           <w:numId w:val="2"/>
         </w:numPr>
         <w:ind w:left="720" w:hanging="360"/>
+        <w:rPr/>
       </w:pPr>
       <w:r>
         <w:rPr>
@@ -7667,6 +7740,7 @@
           <w:numId w:val="2"/>
         </w:numPr>
         <w:ind w:left="720" w:hanging="360"/>
+        <w:rPr/>
       </w:pPr>
       <w:r>
         <w:rPr>
@@ -7704,6 +7778,7 @@
           <w:numId w:val="2"/>
         </w:numPr>
         <w:ind w:left="720" w:hanging="360"/>
+        <w:rPr/>
       </w:pPr>
       <w:r>
         <w:rPr>
@@ -7753,7 +7828,7 @@
         <w:pStyle w:val="Heading3"/>
         <w:rPr/>
       </w:pPr>
-      <w:bookmarkStart w:colFirst="0" w:colLast="0" w:name="_eatq9eikxz56" w:id="13"/>
+      <w:bookmarkStart w:colFirst="0" w:colLast="0" w:name="_8jo7y0dg56f4" w:id="13"/>
       <w:bookmarkEnd w:id="13"/>
       <w:r>
         <w:rPr>
@@ -7769,6 +7844,7 @@
           <w:numId w:val="3"/>
         </w:numPr>
         <w:ind w:left="720" w:hanging="360"/>
+        <w:rPr/>
       </w:pPr>
       <w:r>
         <w:rPr>
@@ -7784,6 +7860,7 @@
           <w:numId w:val="3"/>
         </w:numPr>
         <w:ind w:left="720" w:hanging="360"/>
+        <w:rPr/>
       </w:pPr>
       <w:r>
         <w:rPr>
@@ -7813,6 +7890,7 @@
           <w:numId w:val="3"/>
         </w:numPr>
         <w:ind w:left="720" w:hanging="360"/>
+        <w:rPr/>
       </w:pPr>
       <w:r>
         <w:rPr>
@@ -7828,6 +7906,7 @@
           <w:numId w:val="3"/>
         </w:numPr>
         <w:ind w:left="720" w:hanging="360"/>
+        <w:rPr/>
       </w:pPr>
       <w:r>
         <w:rPr>
@@ -7843,6 +7922,7 @@
           <w:numId w:val="3"/>
         </w:numPr>
         <w:ind w:left="720" w:hanging="360"/>
+        <w:rPr/>
       </w:pPr>
       <w:r>
         <w:rPr>
@@ -7858,6 +7938,7 @@
           <w:numId w:val="3"/>
         </w:numPr>
         <w:ind w:left="720" w:hanging="360"/>
+        <w:rPr/>
       </w:pPr>
       <w:r>
         <w:rPr>
@@ -7873,6 +7954,7 @@
           <w:numId w:val="3"/>
         </w:numPr>
         <w:ind w:left="720" w:hanging="360"/>
+        <w:rPr/>
       </w:pPr>
       <w:r>
         <w:rPr>
@@ -7939,7 +8021,7 @@
         <w:pStyle w:val="Heading2"/>
         <w:rPr/>
       </w:pPr>
-      <w:bookmarkStart w:colFirst="0" w:colLast="0" w:name="_zfkrnht7y3q0" w:id="14"/>
+      <w:bookmarkStart w:colFirst="0" w:colLast="0" w:name="_7lke7e4p83mo" w:id="14"/>
       <w:bookmarkEnd w:id="14"/>
       <w:r>
         <w:rPr>
@@ -8519,7 +8601,7 @@
         <w:pStyle w:val="Heading2"/>
         <w:rPr/>
       </w:pPr>
-      <w:bookmarkStart w:colFirst="0" w:colLast="0" w:name="_ibkm3vb2cee0" w:id="15"/>
+      <w:bookmarkStart w:colFirst="0" w:colLast="0" w:name="_gtafk7xblrjw" w:id="15"/>
       <w:bookmarkEnd w:id="15"/>
       <w:r>
         <w:rPr>
@@ -9821,7 +9903,7 @@
         <w:pStyle w:val="Heading2"/>
         <w:rPr/>
       </w:pPr>
-      <w:bookmarkStart w:colFirst="0" w:colLast="0" w:name="_8wrxm1yj2rzm" w:id="16"/>
+      <w:bookmarkStart w:colFirst="0" w:colLast="0" w:name="_gucmf5juarik" w:id="16"/>
       <w:bookmarkEnd w:id="16"/>
       <w:r>
         <w:rPr>
